--- a/test_data/smlouva0_anon.docx
+++ b/test_data/smlouva0_anon.docx
@@ -57,12 +57,12 @@
     </w:p>
     <w:p>
       <w:r>
-        <w:t>Zaměstnavatel: Obchodní firma: TechSolutions s.r.o. [[ADDRESS_1]] [[ICO_1]] DIČ: [[DIC_1]] Zastoupený: Ing. [[PERSON_1]], jednatelem</w:t>
-      </w:r>
-    </w:p>
-    <w:p>
-      <w:r>
-        <w:t>Zaměstnanec: Jméno a příjmení: [[PERSON_2]] [[DATE_1]] Místo [[BIRTH_ID_1]] Číslo [[ID_CARD_1]] [[ADDRESS_2]] Kontakt[[PHONE_1]], [[EMAIL_1]] [[BANK_1]]</w:t>
+        <w:t>Zaměstnavatel: Obchodní firma: TechSolutions s.r.o. Sídlo: [[ADDRESS_1]] [[ICO_1]] DIČ: [[DIC_1]] Zastoupený: Ing. [[PERSON_1]], jednatelem</w:t>
+      </w:r>
+    </w:p>
+    <w:p>
+      <w:r>
+        <w:t>Zaměstnanec: Jméno a příjmení: [[PERSON_2]] [[DATE_1]] Místo [[BIRTH_ID_1]] Číslo [[ID_CARD_1]] Trvalý pobyt: [[ADDRESS_2]] Kontakt[[PHONE_1]], [[EMAIL_1]] [[BANK_1]]</w:t>
       </w:r>
     </w:p>
     <w:p>
@@ -100,7 +100,7 @@
     </w:p>
     <w:p>
       <w:r>
-        <w:t>Článek II - [[ADDRESS_3]] 1621/11</w:t>
+        <w:t>Článek II - Místo výkonu práce [[ADDRESS_1]]</w:t>
       </w:r>
     </w:p>
     <w:p>
@@ -151,7 +151,7 @@
     </w:p>
     <w:p>
       <w:r>
-        <w:t>Smlouva byla uzavřena dne [[DATE_4]] [[ADDRESS_6]].</w:t>
+        <w:t>Smlouva byla uzavřena dne [[DATE_4]] v Praze.</w:t>
       </w:r>
     </w:p>
     <w:p>
@@ -208,17 +208,17 @@
     </w:p>
     <w:p>
       <w:r>
-        <w:t>Pronajímatel: [[PERSON_5]], [[DATE_5]] ([[BIRTH_ID_3]]) Trvale bytem: [[ADDRESS_7]]: [[ID_CARD_2]], vydán [[DATE_6]] Kontakt: [[EMAIL_3]], [[PHONE_4]]</w:t>
-      </w:r>
-    </w:p>
-    <w:p>
-      <w:r>
-        <w:t>Nájemce: [[PERSON_6]] ([[BIRTH_ID_4]]) Bytem: [[ADDRESS_8]]: [[BANK_3]] [[PHONE_5]]</w:t>
-      </w:r>
-    </w:p>
-    <w:p>
-      <w:r>
-        <w:t>Paní [[PERSON_5]] pronajímá panu [[PERSON_6]] byt 2+[[ADDRESS_9]]. [[PERSON_6]] se zavazuje platit [[PERSON_5]] měsíční nájemné 15 000 Kč.</w:t>
+        <w:t>Pronajímatel: [[PERSON_5]], [[DATE_5]] ([[BIRTH_ID_3]]) Trvale bytem: [[ADDRESS_6]]: [[ID_CARD_2]], vydán [[DATE_6]] Kontakt: [[EMAIL_3]], [[PHONE_4]]</w:t>
+      </w:r>
+    </w:p>
+    <w:p>
+      <w:r>
+        <w:t>Nájemce: [[PERSON_6]] ([[BIRTH_ID_4]]) Bytem: [[ADDRESS_7]]: [[BANK_3]] [[PHONE_5]]</w:t>
+      </w:r>
+    </w:p>
+    <w:p>
+      <w:r>
+        <w:t>Paní [[PERSON_5]] pronajímá panu [[PERSON_6]] byt 2+kk [[ADDRESS_6]]. [[PERSON_6]] se zavazuje platit [[PERSON_5]] měsíční nájemné 15 000 Kč.</w:t>
       </w:r>
     </w:p>
     <w:p>
@@ -259,12 +259,12 @@
     </w:p>
     <w:p>
       <w:r>
-        <w:t>Zprostředkovatel: RealEstate Pro s.r.o. [[ADDRESS_10]] [[ICO_3]] Zastoupená: JUDr. [[PERSON_7]], Ph.D., jednatelem E-mail: [[EMAIL_4]] [[PHONE_6]]</w:t>
-      </w:r>
-    </w:p>
-    <w:p>
-      <w:r>
-        <w:t>Klient: Mgr. [[PERSON_8]], Ph.D. [[DATE_7]] ([[BIRTH_ID_5]]) Bytem: [[ADDRESS_11]]: [[ID_CARD_3]] E-mail: [[EMAIL_5]] [[PHONE_7]]</w:t>
+        <w:t>Zprostředkovatel: RealEstate Pro s.r.o. Se sídlem: [[ADDRESS_9]] [[ICO_3]] Zastoupená: JUDr. [[PERSON_7]], Ph.D., jednatelem E-mail: [[EMAIL_4]] [[PHONE_6]]</w:t>
+      </w:r>
+    </w:p>
+    <w:p>
+      <w:r>
+        <w:t>Klient: Mgr. [[PERSON_8]], Ph.D. [[DATE_7]] ([[BIRTH_ID_5]]) Bytem: [[ADDRESS_10]]: [[ID_CARD_3]] E-mail: [[EMAIL_5]] [[PHONE_7]]</w:t>
       </w:r>
     </w:p>
     <w:p>
@@ -310,17 +310,17 @@
     </w:p>
     <w:p>
       <w:r>
-        <w:t>Prodávající: [[PERSON_1]] "Marty" Král Bytem: [[ADDRESS_12]] [[DATE_8]], [[BIRTH_ID_6]] OP: [[ID_CARD_4]] [[PHONE_8]]</w:t>
-      </w:r>
-    </w:p>
-    <w:p>
-      <w:r>
-        <w:t>Kupující: [[PERSON_11]] (rozená [[PERSON_10]]) [[ADDRESS_13]]: [[BIRTH_ID_7]] [[DATE_9]] Kontakt: [[EMAIL_6]],[[PHONE_9]] [[BANK_4]]</w:t>
-      </w:r>
-    </w:p>
-    <w:p>
-      <w:r>
-        <w:t>Pan Král (dále jen "Marty") prodává paní [[PERSON_11]] (dříve [[PERSON_12]]) osobní automobil Škoda Octavia. [[PERSON_7]] uhradí [[PERSON_1]] částku 250 000 Kč na [[BANK_5]].</w:t>
+        <w:t>Prodávající: [[PERSON_1]] "Marty" Král Bytem: [[ADDRESS_11]] [[DATE_8]], [[BIRTH_ID_6]] OP: [[ID_CARD_4]] [[PHONE_8]]</w:t>
+      </w:r>
+    </w:p>
+    <w:p>
+      <w:r>
+        <w:t>Kupující: [[PERSON_10]] (rozená [[PERSON_11]]) [[ADDRESS_12]]: [[BIRTH_ID_7]] [[DATE_9]] Kontakt: [[EMAIL_6]],[[PHONE_9]] [[BANK_4]]</w:t>
+      </w:r>
+    </w:p>
+    <w:p>
+      <w:r>
+        <w:t>Pan Král (dále jen "Marty") prodává paní [[PERSON_10]] (dříve [[PERSON_11]]) osobní automobil Škoda Octavia. [[PERSON_7]] uhradí [[PERSON_1]] částku 250 000 Kč na [[BANK_5]].</w:t>
       </w:r>
     </w:p>
     <w:p>
@@ -377,22 +377,22 @@
     </w:p>
     <w:p>
       <w:r>
-        <w:t>Strana A: [[PERSON_13]] (samostatný konzultant) [[ICO_4]] [[ADDRESS_14]] [[BIRTH_ID_8]] E-mail: [[EMAIL_7]] [[PHONE_10]]</w:t>
-      </w:r>
-    </w:p>
-    <w:p>
-      <w:r>
-        <w:t>Strana B: a.s. [[ADDRESS_15]] [[ICO_5]] Zastoupena: Ing. [[PERSON_14]], MBA (osobní kontakt: [[EMAIL_8]],[[PHONE_11]])</w:t>
-      </w:r>
-    </w:p>
-    <w:p>
-      <w:r>
-        <w:t>Účelem smlouvy je ochrana důvěrných informací. [[PERSON_13]] (dále "[[PERSON_13]]") získá přístup k citlivým datům společnosti . Pan [[PERSON_14]] bude kontaktní osobou pro [[PERSON_13]].</w:t>
-      </w:r>
-    </w:p>
-    <w:p>
-      <w:r>
-        <w:t>Případné spory budou řešit mediátorkou [[PERSON_16]] ([[DATE_10]], kontakt[[PHONE_12]]).</w:t>
+        <w:t>Strana A: [[PERSON_12]] (samostatný konzultant) [[ICO_4]] Sídlo podnikání: [[ADDRESS_13]] [[BIRTH_ID_8]] E-mail: [[EMAIL_7]] [[PHONE_10]]</w:t>
+      </w:r>
+    </w:p>
+    <w:p>
+      <w:r>
+        <w:t>Strana B: a.s. Sídlo: [[ADDRESS_14]] [[ICO_5]] Zastoupena: Ing. [[PERSON_13]], MBA (osobní kontakt: [[EMAIL_8]],[[PHONE_11]])</w:t>
+      </w:r>
+    </w:p>
+    <w:p>
+      <w:r>
+        <w:t>Účelem smlouvy je ochrana důvěrných informací. [[PERSON_12]] (dále "[[PERSON_12]]") získá přístup k citlivým datům společnosti . Pan [[PERSON_13]] bude kontaktní osobou pro [[PERSON_12]].</w:t>
+      </w:r>
+    </w:p>
+    <w:p>
+      <w:r>
+        <w:t>Případné spory budou řešit mediátorkou [[PERSON_15]] ([[DATE_10]], kontakt[[PHONE_12]]).</w:t>
       </w:r>
     </w:p>
     <w:p>
@@ -444,17 +444,17 @@
     </w:p>
     <w:p>
       <w:r>
-        <w:t>Zaměstnavatel: Gastro Plus s.r.o. [[ADDRESS_16]] [[ICO_6]] Jednatel: [[PERSON_17]] E-mail: [[EMAIL_9]]</w:t>
-      </w:r>
-    </w:p>
-    <w:p>
-      <w:r>
-        <w:t>Zaměstnanec: Nguyễn Thị [[PERSON_18]]: [[ADDRESS_17]] [[BIRTH_ID_9]] Číslo OP: [[ID_CARD_5]] [[DATE_11]] Kontakt: [[EMAIL_10]] [[PHONE_13]] [[BANK_6]]</w:t>
-      </w:r>
-    </w:p>
-    <w:p>
-      <w:r>
-        <w:t>Paní Nguyễn bude pracovat jako servírka. Pan [[PERSON_17]] bude jejím přímým nadřízeným.</w:t>
+        <w:t>Zaměstnavatel: Gastro Plus s.r.o. Sídlo: [[ADDRESS_15]] [[ICO_6]] Jednatel: [[PERSON_16]] E-mail: [[EMAIL_9]]</w:t>
+      </w:r>
+    </w:p>
+    <w:p>
+      <w:r>
+        <w:t>Zaměstnanec: Nguyễn Thị Lan Bytem: [[ADDRESS_16]] [[BIRTH_ID_9]] Číslo OP: [[ID_CARD_5]] [[DATE_11]] Kontakt: [[EMAIL_10]] [[PHONE_13]] [[BANK_6]]</w:t>
+      </w:r>
+    </w:p>
+    <w:p>
+      <w:r>
+        <w:t>Paní Nguyễn bude pracovat jako servírka. Pan [[PERSON_16]] bude jejím přímým nadřízeným.</w:t>
       </w:r>
     </w:p>
     <w:p>
@@ -506,24 +506,24 @@
     </w:p>
     <w:p>
       <w:r>
-        <w:t>Věřitel: [[PERSON_19]] Bytem: [[ADDRESS_18]]: [[BIRTH_ID_10]] OP: [[ID_CARD_6]] [[PHONE_14]]</w:t>
+        <w:t>Věřitel: [[PERSON_17]] Bytem: [[ADDRESS_17]]: [[BIRTH_ID_10]] OP: [[ID_CARD_6]] [[PHONE_14]]</w:t>
       </w:r>
     </w:p>
     <w:p>
       <w:r>
         <w:t>Dlužník:</w:t>
         <w:br/>
-        <w:t>[[PERSON_20]] [[ADDRESS_19]]: [[BIRTH_ID_11]] Občanský průkaz: [[ID_CARD_7]] [[PHONE_15]] E-mail: [[EMAIL_11]]</w:t>
-      </w:r>
-    </w:p>
-    <w:p>
-      <w:r>
-        <w:t>Pan [[PERSON_19]] poskytuje panu [[PERSON_20]] úvěr ve výši 150 000 Kč. [[PERSON_20]] splácí [[PERSON_19]] v měsíčních splátkách. V případě prodlení zaplatí [[PERSON_20]] [[PERSON_19]] penále.</w:t>
-      </w:r>
-    </w:p>
-    <w:p>
-      <w:r>
-        <w:t>Svědek: Ing. [[PERSON_1]], [[ADDRESS_20]] ([[BIRTH_ID_12]])</w:t>
+        <w:t>[[PERSON_18]] [[ADDRESS_18]]: [[BIRTH_ID_11]] Občanský průkaz: [[ID_CARD_7]] [[PHONE_15]] E-mail: [[EMAIL_11]]</w:t>
+      </w:r>
+    </w:p>
+    <w:p>
+      <w:r>
+        <w:t>Pan [[PERSON_17]] poskytuje panu [[PERSON_18]] úvěr ve výši 150 000 Kč. [[PERSON_18]] splácí [[PERSON_17]] v měsíčních splátkách. V případě prodlení zaplatí [[PERSON_18]] [[PERSON_17]] penále.</w:t>
+      </w:r>
+    </w:p>
+    <w:p>
+      <w:r>
+        <w:t>Svědek: Ing. [[PERSON_1]], [[ADDRESS_19]] ([[BIRTH_ID_12]])</w:t>
       </w:r>
     </w:p>
     <w:p>
@@ -534,6 +534,12 @@
       </w:r>
     </w:p>
     <w:sectPr>
+      <w:headerReference w:type="default" r:id="rId7"/>
+      <w:footerReference w:type="default" r:id="rId8"/>
+      <w:headerReference w:type="first" r:id="rId9"/>
+      <w:footerReference w:type="first" r:id="rId10"/>
+      <w:headerReference w:type="even" r:id="rId11"/>
+      <w:footerReference w:type="even" r:id="rId12"/>
       <w:pgSz w:w="11906" w:h="16838"/>
       <w:pgMar w:top="1440" w:right="1440" w:bottom="1440" w:left="1440" w:header="708" w:footer="708" w:gutter="0"/>
       <w:cols w:space="708"/>
@@ -541,6 +547,66 @@
     </w:sectPr>
   </w:body>
 </w:document>
+</file>
+
+<file path=word/footer1.xml><?xml version="1.0" encoding="utf-8"?>
+<w:ftr xmlns:m="http://schemas.openxmlformats.org/officeDocument/2006/math" xmlns:mc="http://schemas.openxmlformats.org/markup-compatibility/2006" xmlns:mo="http://schemas.microsoft.com/office/mac/office/2008/main" xmlns:mv="urn:schemas-microsoft-com:mac:vml" xmlns:o="urn:schemas-microsoft-com:office:office" xmlns:r="http://schemas.openxmlformats.org/officeDocument/2006/relationships" xmlns:v="urn:schemas-microsoft-com:vml" xmlns:w10="urn:schemas-microsoft-com:office:word" xmlns:w14="http://schemas.microsoft.com/office/word/2010/wordml" xmlns:w="http://schemas.openxmlformats.org/wordprocessingml/2006/main" xmlns:wne="http://schemas.microsoft.com/office/word/2006/wordml" xmlns:wp14="http://schemas.microsoft.com/office/word/2010/wordprocessingDrawing" xmlns:wp="http://schemas.openxmlformats.org/drawingml/2006/wordprocessingDrawing" xmlns:wpc="http://schemas.microsoft.com/office/word/2010/wordprocessingCanvas" xmlns:wpg="http://schemas.microsoft.com/office/word/2010/wordprocessingGroup" xmlns:wpi="http://schemas.microsoft.com/office/word/2010/wordprocessingInk" xmlns:wps="http://schemas.microsoft.com/office/word/2010/wordprocessingShape" mc:Ignorable="w14 wp14">
+  <w:p>
+    <w:pPr>
+      <w:pStyle w:val="Footer"/>
+    </w:pPr>
+  </w:p>
+</w:ftr>
+</file>
+
+<file path=word/footer2.xml><?xml version="1.0" encoding="utf-8"?>
+<w:ftr xmlns:m="http://schemas.openxmlformats.org/officeDocument/2006/math" xmlns:mc="http://schemas.openxmlformats.org/markup-compatibility/2006" xmlns:mo="http://schemas.microsoft.com/office/mac/office/2008/main" xmlns:mv="urn:schemas-microsoft-com:mac:vml" xmlns:o="urn:schemas-microsoft-com:office:office" xmlns:r="http://schemas.openxmlformats.org/officeDocument/2006/relationships" xmlns:v="urn:schemas-microsoft-com:vml" xmlns:w10="urn:schemas-microsoft-com:office:word" xmlns:w14="http://schemas.microsoft.com/office/word/2010/wordml" xmlns:w="http://schemas.openxmlformats.org/wordprocessingml/2006/main" xmlns:wne="http://schemas.microsoft.com/office/word/2006/wordml" xmlns:wp14="http://schemas.microsoft.com/office/word/2010/wordprocessingDrawing" xmlns:wp="http://schemas.openxmlformats.org/drawingml/2006/wordprocessingDrawing" xmlns:wpc="http://schemas.microsoft.com/office/word/2010/wordprocessingCanvas" xmlns:wpg="http://schemas.microsoft.com/office/word/2010/wordprocessingGroup" xmlns:wpi="http://schemas.microsoft.com/office/word/2010/wordprocessingInk" xmlns:wps="http://schemas.microsoft.com/office/word/2010/wordprocessingShape" mc:Ignorable="w14 wp14">
+  <w:p>
+    <w:pPr>
+      <w:pStyle w:val="Footer"/>
+    </w:pPr>
+  </w:p>
+</w:ftr>
+</file>
+
+<file path=word/footer3.xml><?xml version="1.0" encoding="utf-8"?>
+<w:ftr xmlns:m="http://schemas.openxmlformats.org/officeDocument/2006/math" xmlns:mc="http://schemas.openxmlformats.org/markup-compatibility/2006" xmlns:mo="http://schemas.microsoft.com/office/mac/office/2008/main" xmlns:mv="urn:schemas-microsoft-com:mac:vml" xmlns:o="urn:schemas-microsoft-com:office:office" xmlns:r="http://schemas.openxmlformats.org/officeDocument/2006/relationships" xmlns:v="urn:schemas-microsoft-com:vml" xmlns:w10="urn:schemas-microsoft-com:office:word" xmlns:w14="http://schemas.microsoft.com/office/word/2010/wordml" xmlns:w="http://schemas.openxmlformats.org/wordprocessingml/2006/main" xmlns:wne="http://schemas.microsoft.com/office/word/2006/wordml" xmlns:wp14="http://schemas.microsoft.com/office/word/2010/wordprocessingDrawing" xmlns:wp="http://schemas.openxmlformats.org/drawingml/2006/wordprocessingDrawing" xmlns:wpc="http://schemas.microsoft.com/office/word/2010/wordprocessingCanvas" xmlns:wpg="http://schemas.microsoft.com/office/word/2010/wordprocessingGroup" xmlns:wpi="http://schemas.microsoft.com/office/word/2010/wordprocessingInk" xmlns:wps="http://schemas.microsoft.com/office/word/2010/wordprocessingShape" mc:Ignorable="w14 wp14">
+  <w:p>
+    <w:pPr>
+      <w:pStyle w:val="Footer"/>
+    </w:pPr>
+  </w:p>
+</w:ftr>
+</file>
+
+<file path=word/header1.xml><?xml version="1.0" encoding="utf-8"?>
+<w:hdr xmlns:m="http://schemas.openxmlformats.org/officeDocument/2006/math" xmlns:mc="http://schemas.openxmlformats.org/markup-compatibility/2006" xmlns:mo="http://schemas.microsoft.com/office/mac/office/2008/main" xmlns:mv="urn:schemas-microsoft-com:mac:vml" xmlns:o="urn:schemas-microsoft-com:office:office" xmlns:r="http://schemas.openxmlformats.org/officeDocument/2006/relationships" xmlns:v="urn:schemas-microsoft-com:vml" xmlns:w10="urn:schemas-microsoft-com:office:word" xmlns:w14="http://schemas.microsoft.com/office/word/2010/wordml" xmlns:w="http://schemas.openxmlformats.org/wordprocessingml/2006/main" xmlns:wne="http://schemas.microsoft.com/office/word/2006/wordml" xmlns:wp14="http://schemas.microsoft.com/office/word/2010/wordprocessingDrawing" xmlns:wp="http://schemas.openxmlformats.org/drawingml/2006/wordprocessingDrawing" xmlns:wpc="http://schemas.microsoft.com/office/word/2010/wordprocessingCanvas" xmlns:wpg="http://schemas.microsoft.com/office/word/2010/wordprocessingGroup" xmlns:wpi="http://schemas.microsoft.com/office/word/2010/wordprocessingInk" xmlns:wps="http://schemas.microsoft.com/office/word/2010/wordprocessingShape" mc:Ignorable="w14 wp14">
+  <w:p>
+    <w:pPr>
+      <w:pStyle w:val="Header"/>
+    </w:pPr>
+  </w:p>
+</w:hdr>
+</file>
+
+<file path=word/header2.xml><?xml version="1.0" encoding="utf-8"?>
+<w:hdr xmlns:m="http://schemas.openxmlformats.org/officeDocument/2006/math" xmlns:mc="http://schemas.openxmlformats.org/markup-compatibility/2006" xmlns:mo="http://schemas.microsoft.com/office/mac/office/2008/main" xmlns:mv="urn:schemas-microsoft-com:mac:vml" xmlns:o="urn:schemas-microsoft-com:office:office" xmlns:r="http://schemas.openxmlformats.org/officeDocument/2006/relationships" xmlns:v="urn:schemas-microsoft-com:vml" xmlns:w10="urn:schemas-microsoft-com:office:word" xmlns:w14="http://schemas.microsoft.com/office/word/2010/wordml" xmlns:w="http://schemas.openxmlformats.org/wordprocessingml/2006/main" xmlns:wne="http://schemas.microsoft.com/office/word/2006/wordml" xmlns:wp14="http://schemas.microsoft.com/office/word/2010/wordprocessingDrawing" xmlns:wp="http://schemas.openxmlformats.org/drawingml/2006/wordprocessingDrawing" xmlns:wpc="http://schemas.microsoft.com/office/word/2010/wordprocessingCanvas" xmlns:wpg="http://schemas.microsoft.com/office/word/2010/wordprocessingGroup" xmlns:wpi="http://schemas.microsoft.com/office/word/2010/wordprocessingInk" xmlns:wps="http://schemas.microsoft.com/office/word/2010/wordprocessingShape" mc:Ignorable="w14 wp14">
+  <w:p>
+    <w:pPr>
+      <w:pStyle w:val="Header"/>
+    </w:pPr>
+  </w:p>
+</w:hdr>
+</file>
+
+<file path=word/header3.xml><?xml version="1.0" encoding="utf-8"?>
+<w:hdr xmlns:m="http://schemas.openxmlformats.org/officeDocument/2006/math" xmlns:mc="http://schemas.openxmlformats.org/markup-compatibility/2006" xmlns:mo="http://schemas.microsoft.com/office/mac/office/2008/main" xmlns:mv="urn:schemas-microsoft-com:mac:vml" xmlns:o="urn:schemas-microsoft-com:office:office" xmlns:r="http://schemas.openxmlformats.org/officeDocument/2006/relationships" xmlns:v="urn:schemas-microsoft-com:vml" xmlns:w10="urn:schemas-microsoft-com:office:word" xmlns:w14="http://schemas.microsoft.com/office/word/2010/wordml" xmlns:w="http://schemas.openxmlformats.org/wordprocessingml/2006/main" xmlns:wne="http://schemas.microsoft.com/office/word/2006/wordml" xmlns:wp14="http://schemas.microsoft.com/office/word/2010/wordprocessingDrawing" xmlns:wp="http://schemas.openxmlformats.org/drawingml/2006/wordprocessingDrawing" xmlns:wpc="http://schemas.microsoft.com/office/word/2010/wordprocessingCanvas" xmlns:wpg="http://schemas.microsoft.com/office/word/2010/wordprocessingGroup" xmlns:wpi="http://schemas.microsoft.com/office/word/2010/wordprocessingInk" xmlns:wps="http://schemas.microsoft.com/office/word/2010/wordprocessingShape" mc:Ignorable="w14 wp14">
+  <w:p>
+    <w:pPr>
+      <w:pStyle w:val="Header"/>
+    </w:pPr>
+  </w:p>
+</w:hdr>
 </file>
 
 <file path=word/numbering.xml><?xml version="1.0" encoding="utf-8"?>
